--- a/utiles/Manual_Vault.docx
+++ b/utiles/Manual_Vault.docx
@@ -1269,6 +1269,7 @@
       <w:pPr>
         <w:rPr>
           <w:bCs/>
+          <w:lang w:val="en-US"/>
         </w:rPr>
       </w:pPr>
       <w:r>
@@ -1747,51 +1748,75 @@
     </w:p>
     <w:p>
       <w:pPr>
-        <w:tabs>
-          <w:tab w:val="left" w:pos="916"/>
-          <w:tab w:val="left" w:pos="1832"/>
-          <w:tab w:val="left" w:pos="2748"/>
-          <w:tab w:val="left" w:pos="3664"/>
-          <w:tab w:val="left" w:pos="4580"/>
-          <w:tab w:val="left" w:pos="5496"/>
-          <w:tab w:val="left" w:pos="6412"/>
-          <w:tab w:val="left" w:pos="7328"/>
-          <w:tab w:val="left" w:pos="8244"/>
-          <w:tab w:val="left" w:pos="9160"/>
-          <w:tab w:val="left" w:pos="10076"/>
-          <w:tab w:val="left" w:pos="10992"/>
-          <w:tab w:val="left" w:pos="11908"/>
-          <w:tab w:val="left" w:pos="12824"/>
-          <w:tab w:val="left" w:pos="13740"/>
-          <w:tab w:val="left" w:pos="14656"/>
-        </w:tabs>
-        <w:wordWrap w:val="0"/>
-        <w:spacing w:after="0" w:line="330" w:lineRule="atLeast"/>
-        <w:rPr>
-          <w:rFonts w:ascii="Consolas" w:eastAsia="Times New Roman" w:hAnsi="Consolas" w:cs="Courier New"/>
-          <w:b/>
-          <w:sz w:val="20"/>
-          <w:szCs w:val="20"/>
-          <w:lang w:eastAsia="es-PE"/>
-        </w:rPr>
-      </w:pPr>
-      <w:r>
-        <w:rPr>
-          <w:rFonts w:ascii="Consolas" w:eastAsia="Times New Roman" w:hAnsi="Consolas" w:cs="Courier New"/>
-          <w:b/>
-          <w:sz w:val="20"/>
-          <w:szCs w:val="20"/>
-          <w:lang w:eastAsia="es-PE"/>
-        </w:rPr>
-        <w:t xml:space="preserve"># Versión del KV </w:t>
-      </w:r>
-      <w:proofErr w:type="spellStart"/>
-      <w:r>
-        <w:rPr>
-          <w:rFonts w:ascii="Consolas" w:eastAsia="Times New Roman" w:hAnsi="Consolas" w:cs="Courier New"/>
-          <w:b/>
-          <w:sz w:val="20"/>
-          <w:szCs w:val="20"/>
+        <w:shd w:val="clear" w:color="auto" w:fill="FFFFFF" w:themeFill="background1"/>
+        <w:spacing w:after="0" w:line="285" w:lineRule="atLeast"/>
+        <w:rPr>
+          <w:rFonts w:ascii="Consolas" w:eastAsia="Times New Roman" w:hAnsi="Consolas" w:cs="Times New Roman"/>
+          <w:b/>
+          <w:sz w:val="21"/>
+          <w:szCs w:val="21"/>
+          <w:lang w:eastAsia="es-PE"/>
+        </w:rPr>
+      </w:pPr>
+      <w:r>
+        <w:rPr>
+          <w:rFonts w:ascii="Consolas" w:eastAsia="Times New Roman" w:hAnsi="Consolas" w:cs="Times New Roman"/>
+          <w:b/>
+          <w:sz w:val="21"/>
+          <w:szCs w:val="21"/>
+          <w:lang w:eastAsia="es-PE"/>
+        </w:rPr>
+        <w:t xml:space="preserve"># </w:t>
+      </w:r>
+      <w:proofErr w:type="spellStart"/>
+      <w:r>
+        <w:rPr>
+          <w:rFonts w:ascii="Consolas" w:eastAsia="Times New Roman" w:hAnsi="Consolas" w:cs="Times New Roman"/>
+          <w:b/>
+          <w:sz w:val="21"/>
+          <w:szCs w:val="21"/>
+          <w:lang w:eastAsia="es-PE"/>
+        </w:rPr>
+        <w:t>Versi</w:t>
+      </w:r>
+      <w:r>
+        <w:rPr>
+          <w:rFonts w:ascii="Tahoma" w:eastAsia="Times New Roman" w:hAnsi="Tahoma" w:cs="Tahoma"/>
+          <w:b/>
+          <w:sz w:val="21"/>
+          <w:szCs w:val="21"/>
+          <w:lang w:eastAsia="es-PE"/>
+        </w:rPr>
+        <w:t>�</w:t>
+      </w:r>
+      <w:r>
+        <w:rPr>
+          <w:rFonts w:ascii="Consolas" w:eastAsia="Times New Roman" w:hAnsi="Consolas" w:cs="Times New Roman"/>
+          <w:b/>
+          <w:sz w:val="21"/>
+          <w:szCs w:val="21"/>
+          <w:lang w:eastAsia="es-PE"/>
+        </w:rPr>
+        <w:t>n</w:t>
+      </w:r>
+      <w:proofErr w:type="spellEnd"/>
+      <w:r>
+        <w:rPr>
+          <w:rFonts w:ascii="Consolas" w:eastAsia="Times New Roman" w:hAnsi="Consolas" w:cs="Times New Roman"/>
+          <w:b/>
+          <w:sz w:val="21"/>
+          <w:szCs w:val="21"/>
+          <w:lang w:eastAsia="es-PE"/>
+        </w:rPr>
+        <w:t xml:space="preserve"> del KV </w:t>
+      </w:r>
+      <w:proofErr w:type="spellStart"/>
+      <w:r>
+        <w:rPr>
+          <w:rFonts w:ascii="Consolas" w:eastAsia="Times New Roman" w:hAnsi="Consolas" w:cs="Times New Roman"/>
+          <w:b/>
+          <w:sz w:val="21"/>
+          <w:szCs w:val="21"/>
           <w:lang w:eastAsia="es-PE"/>
         </w:rPr>
         <w:t>Secrets</w:t>
@@ -1799,10 +1824,10 @@
       <w:proofErr w:type="spellEnd"/>
       <w:r>
         <w:rPr>
-          <w:rFonts w:ascii="Consolas" w:eastAsia="Times New Roman" w:hAnsi="Consolas" w:cs="Courier New"/>
-          <w:b/>
-          <w:sz w:val="20"/>
-          <w:szCs w:val="20"/>
+          <w:rFonts w:ascii="Consolas" w:eastAsia="Times New Roman" w:hAnsi="Consolas" w:cs="Times New Roman"/>
+          <w:b/>
+          <w:sz w:val="21"/>
+          <w:szCs w:val="21"/>
           <w:lang w:eastAsia="es-PE"/>
         </w:rPr>
         <w:t xml:space="preserve"> </w:t>
@@ -1810,10 +1835,10 @@
       <w:proofErr w:type="spellStart"/>
       <w:r>
         <w:rPr>
-          <w:rFonts w:ascii="Consolas" w:eastAsia="Times New Roman" w:hAnsi="Consolas" w:cs="Courier New"/>
-          <w:b/>
-          <w:sz w:val="20"/>
-          <w:szCs w:val="20"/>
+          <w:rFonts w:ascii="Consolas" w:eastAsia="Times New Roman" w:hAnsi="Consolas" w:cs="Times New Roman"/>
+          <w:b/>
+          <w:sz w:val="21"/>
+          <w:szCs w:val="21"/>
           <w:lang w:eastAsia="es-PE"/>
         </w:rPr>
         <w:t>Engine</w:t>
@@ -1821,10 +1846,10 @@
       <w:proofErr w:type="spellEnd"/>
       <w:r>
         <w:rPr>
-          <w:rFonts w:ascii="Consolas" w:eastAsia="Times New Roman" w:hAnsi="Consolas" w:cs="Courier New"/>
-          <w:b/>
-          <w:sz w:val="20"/>
-          <w:szCs w:val="20"/>
+          <w:rFonts w:ascii="Consolas" w:eastAsia="Times New Roman" w:hAnsi="Consolas" w:cs="Times New Roman"/>
+          <w:b/>
+          <w:sz w:val="21"/>
+          <w:szCs w:val="21"/>
           <w:lang w:eastAsia="es-PE"/>
         </w:rPr>
         <w:t xml:space="preserve"> (la UI usa KV v2 por defecto)</w:t>
@@ -1832,31 +1857,13 @@
     </w:p>
     <w:p>
       <w:pPr>
-        <w:tabs>
-          <w:tab w:val="left" w:pos="916"/>
-          <w:tab w:val="left" w:pos="1832"/>
-          <w:tab w:val="left" w:pos="2748"/>
-          <w:tab w:val="left" w:pos="3664"/>
-          <w:tab w:val="left" w:pos="4580"/>
-          <w:tab w:val="left" w:pos="5496"/>
-          <w:tab w:val="left" w:pos="6412"/>
-          <w:tab w:val="left" w:pos="7328"/>
-          <w:tab w:val="left" w:pos="8244"/>
-          <w:tab w:val="left" w:pos="9160"/>
-          <w:tab w:val="left" w:pos="10076"/>
-          <w:tab w:val="left" w:pos="10992"/>
-          <w:tab w:val="left" w:pos="11908"/>
-          <w:tab w:val="left" w:pos="12824"/>
-          <w:tab w:val="left" w:pos="13740"/>
-          <w:tab w:val="left" w:pos="14656"/>
-        </w:tabs>
-        <w:wordWrap w:val="0"/>
-        <w:spacing w:after="0" w:line="330" w:lineRule="atLeast"/>
-        <w:rPr>
-          <w:rFonts w:ascii="Consolas" w:eastAsia="Times New Roman" w:hAnsi="Consolas" w:cs="Courier New"/>
-          <w:b/>
-          <w:sz w:val="20"/>
-          <w:szCs w:val="20"/>
+        <w:shd w:val="clear" w:color="auto" w:fill="FFFFFF" w:themeFill="background1"/>
+        <w:spacing w:after="0" w:line="285" w:lineRule="atLeast"/>
+        <w:rPr>
+          <w:rFonts w:ascii="Consolas" w:eastAsia="Times New Roman" w:hAnsi="Consolas" w:cs="Times New Roman"/>
+          <w:b/>
+          <w:sz w:val="21"/>
+          <w:szCs w:val="21"/>
           <w:lang w:val="en-US" w:eastAsia="es-PE"/>
         </w:rPr>
       </w:pPr>
@@ -1864,10 +1871,10 @@
       <w:proofErr w:type="gramStart"/>
       <w:r>
         <w:rPr>
-          <w:rFonts w:ascii="Consolas" w:eastAsia="Times New Roman" w:hAnsi="Consolas" w:cs="Courier New"/>
-          <w:b/>
-          <w:sz w:val="20"/>
-          <w:szCs w:val="20"/>
+          <w:rFonts w:ascii="Consolas" w:eastAsia="Times New Roman" w:hAnsi="Consolas" w:cs="Times New Roman"/>
+          <w:b/>
+          <w:sz w:val="21"/>
+          <w:szCs w:val="21"/>
           <w:lang w:val="en-US" w:eastAsia="es-PE"/>
         </w:rPr>
         <w:t>quarkus.vault.kv</w:t>
@@ -1875,10 +1882,10 @@
       <w:proofErr w:type="spellEnd"/>
       <w:r>
         <w:rPr>
-          <w:rFonts w:ascii="Consolas" w:eastAsia="Times New Roman" w:hAnsi="Consolas" w:cs="Courier New"/>
-          <w:b/>
-          <w:sz w:val="20"/>
-          <w:szCs w:val="20"/>
+          <w:rFonts w:ascii="Consolas" w:eastAsia="Times New Roman" w:hAnsi="Consolas" w:cs="Times New Roman"/>
+          <w:b/>
+          <w:sz w:val="21"/>
+          <w:szCs w:val="21"/>
           <w:lang w:val="en-US" w:eastAsia="es-PE"/>
         </w:rPr>
         <w:t>-secret-engine-version=</w:t>
@@ -1886,10 +1893,10 @@
       <w:proofErr w:type="gramEnd"/>
       <w:r>
         <w:rPr>
-          <w:rFonts w:ascii="Consolas" w:eastAsia="Times New Roman" w:hAnsi="Consolas" w:cs="Courier New"/>
-          <w:b/>
-          <w:sz w:val="20"/>
-          <w:szCs w:val="20"/>
+          <w:rFonts w:ascii="Consolas" w:eastAsia="Times New Roman" w:hAnsi="Consolas" w:cs="Times New Roman"/>
+          <w:b/>
+          <w:sz w:val="21"/>
+          <w:szCs w:val="21"/>
           <w:lang w:val="en-US" w:eastAsia="es-PE"/>
         </w:rPr>
         <w:t>2</w:t>
@@ -1897,50 +1904,219 @@
     </w:p>
     <w:p>
       <w:pPr>
-        <w:tabs>
-          <w:tab w:val="left" w:pos="916"/>
-          <w:tab w:val="left" w:pos="1832"/>
-          <w:tab w:val="left" w:pos="2748"/>
-          <w:tab w:val="left" w:pos="3664"/>
-          <w:tab w:val="left" w:pos="4580"/>
-          <w:tab w:val="left" w:pos="5496"/>
-          <w:tab w:val="left" w:pos="6412"/>
-          <w:tab w:val="left" w:pos="7328"/>
-          <w:tab w:val="left" w:pos="8244"/>
-          <w:tab w:val="left" w:pos="9160"/>
-          <w:tab w:val="left" w:pos="10076"/>
-          <w:tab w:val="left" w:pos="10992"/>
-          <w:tab w:val="left" w:pos="11908"/>
-          <w:tab w:val="left" w:pos="12824"/>
-          <w:tab w:val="left" w:pos="13740"/>
-          <w:tab w:val="left" w:pos="14656"/>
-        </w:tabs>
-        <w:wordWrap w:val="0"/>
-        <w:spacing w:after="0" w:line="330" w:lineRule="atLeast"/>
-        <w:rPr>
-          <w:rFonts w:ascii="Consolas" w:eastAsia="Times New Roman" w:hAnsi="Consolas" w:cs="Courier New"/>
-          <w:b/>
-          <w:sz w:val="20"/>
-          <w:szCs w:val="20"/>
+        <w:shd w:val="clear" w:color="auto" w:fill="FFFFFF" w:themeFill="background1"/>
+        <w:spacing w:after="0" w:line="285" w:lineRule="atLeast"/>
+        <w:rPr>
+          <w:rFonts w:ascii="Consolas" w:eastAsia="Times New Roman" w:hAnsi="Consolas" w:cs="Times New Roman"/>
+          <w:b/>
+          <w:sz w:val="21"/>
+          <w:szCs w:val="21"/>
+          <w:lang w:eastAsia="es-PE"/>
+        </w:rPr>
+      </w:pPr>
+      <w:r>
+        <w:rPr>
+          <w:rFonts w:ascii="Consolas" w:eastAsia="Times New Roman" w:hAnsi="Consolas" w:cs="Times New Roman"/>
+          <w:b/>
+          <w:sz w:val="21"/>
+          <w:szCs w:val="21"/>
+          <w:lang w:eastAsia="es-PE"/>
+        </w:rPr>
+        <w:t xml:space="preserve"># Corregir el </w:t>
+      </w:r>
+      <w:proofErr w:type="spellStart"/>
+      <w:r>
+        <w:rPr>
+          <w:rFonts w:ascii="Consolas" w:eastAsia="Times New Roman" w:hAnsi="Consolas" w:cs="Times New Roman"/>
+          <w:b/>
+          <w:sz w:val="21"/>
+          <w:szCs w:val="21"/>
+          <w:lang w:eastAsia="es-PE"/>
+        </w:rPr>
+        <w:t>mount-path</w:t>
+      </w:r>
+      <w:proofErr w:type="spellEnd"/>
+      <w:r>
+        <w:rPr>
+          <w:rFonts w:ascii="Consolas" w:eastAsia="Times New Roman" w:hAnsi="Consolas" w:cs="Times New Roman"/>
+          <w:b/>
+          <w:sz w:val="21"/>
+          <w:szCs w:val="21"/>
+          <w:lang w:eastAsia="es-PE"/>
+        </w:rPr>
+        <w:t xml:space="preserve"> (solo el </w:t>
+      </w:r>
+      <w:proofErr w:type="spellStart"/>
+      <w:r>
+        <w:rPr>
+          <w:rFonts w:ascii="Consolas" w:eastAsia="Times New Roman" w:hAnsi="Consolas" w:cs="Times New Roman"/>
+          <w:b/>
+          <w:sz w:val="21"/>
+          <w:szCs w:val="21"/>
+          <w:lang w:eastAsia="es-PE"/>
+        </w:rPr>
+        <w:t>path</w:t>
+      </w:r>
+      <w:proofErr w:type="spellEnd"/>
+      <w:r>
+        <w:rPr>
+          <w:rFonts w:ascii="Consolas" w:eastAsia="Times New Roman" w:hAnsi="Consolas" w:cs="Times New Roman"/>
+          <w:b/>
+          <w:sz w:val="21"/>
+          <w:szCs w:val="21"/>
+          <w:lang w:eastAsia="es-PE"/>
+        </w:rPr>
+        <w:t xml:space="preserve"> base)</w:t>
+      </w:r>
+      <w:bookmarkStart w:id="0" w:name="_GoBack"/>
+      <w:bookmarkEnd w:id="0"/>
+    </w:p>
+    <w:p>
+      <w:pPr>
+        <w:shd w:val="clear" w:color="auto" w:fill="FFFFFF" w:themeFill="background1"/>
+        <w:spacing w:after="0" w:line="285" w:lineRule="atLeast"/>
+        <w:rPr>
+          <w:rFonts w:ascii="Consolas" w:eastAsia="Times New Roman" w:hAnsi="Consolas" w:cs="Times New Roman"/>
+          <w:b/>
+          <w:sz w:val="21"/>
+          <w:szCs w:val="21"/>
           <w:lang w:val="en-US" w:eastAsia="es-PE"/>
         </w:rPr>
       </w:pPr>
-      <w:r>
-        <w:rPr>
-          <w:rFonts w:ascii="Consolas" w:eastAsia="Times New Roman" w:hAnsi="Consolas" w:cs="Courier New"/>
-          <w:b/>
-          <w:sz w:val="20"/>
-          <w:szCs w:val="20"/>
+      <w:proofErr w:type="spellStart"/>
+      <w:proofErr w:type="gramStart"/>
+      <w:r>
+        <w:rPr>
+          <w:rFonts w:ascii="Consolas" w:eastAsia="Times New Roman" w:hAnsi="Consolas" w:cs="Times New Roman"/>
+          <w:b/>
+          <w:sz w:val="21"/>
+          <w:szCs w:val="21"/>
           <w:lang w:val="en-US" w:eastAsia="es-PE"/>
         </w:rPr>
-        <w:t>quarkus.vault.kv-secret-engine-mount-path=</w:t>
-      </w:r>
-      <w:r>
-        <w:rPr>
-          <w:bCs/>
-          <w:lang w:val="en-US"/>
-        </w:rPr>
-        <w:t>secret/tupi/dev/financial-gateway-in</w:t>
+        <w:t>quarkus.vault.kv</w:t>
+      </w:r>
+      <w:proofErr w:type="spellEnd"/>
+      <w:r>
+        <w:rPr>
+          <w:rFonts w:ascii="Consolas" w:eastAsia="Times New Roman" w:hAnsi="Consolas" w:cs="Times New Roman"/>
+          <w:b/>
+          <w:sz w:val="21"/>
+          <w:szCs w:val="21"/>
+          <w:lang w:val="en-US" w:eastAsia="es-PE"/>
+        </w:rPr>
+        <w:t>-secret-engine-mount-path=</w:t>
+      </w:r>
+      <w:proofErr w:type="gramEnd"/>
+      <w:r>
+        <w:rPr>
+          <w:rFonts w:ascii="Consolas" w:eastAsia="Times New Roman" w:hAnsi="Consolas" w:cs="Times New Roman"/>
+          <w:b/>
+          <w:sz w:val="21"/>
+          <w:szCs w:val="21"/>
+          <w:lang w:val="en-US" w:eastAsia="es-PE"/>
+        </w:rPr>
+        <w:t>secret</w:t>
+      </w:r>
+    </w:p>
+    <w:p>
+      <w:pPr>
+        <w:shd w:val="clear" w:color="auto" w:fill="FFFFFF" w:themeFill="background1"/>
+        <w:spacing w:after="0" w:line="285" w:lineRule="atLeast"/>
+        <w:rPr>
+          <w:rFonts w:ascii="Consolas" w:eastAsia="Times New Roman" w:hAnsi="Consolas" w:cs="Times New Roman"/>
+          <w:b/>
+          <w:sz w:val="21"/>
+          <w:szCs w:val="21"/>
+          <w:lang w:val="en-US" w:eastAsia="es-PE"/>
+        </w:rPr>
+      </w:pPr>
+    </w:p>
+    <w:p>
+      <w:pPr>
+        <w:shd w:val="clear" w:color="auto" w:fill="FFFFFF" w:themeFill="background1"/>
+        <w:spacing w:after="0" w:line="285" w:lineRule="atLeast"/>
+        <w:rPr>
+          <w:rFonts w:ascii="Consolas" w:eastAsia="Times New Roman" w:hAnsi="Consolas" w:cs="Times New Roman"/>
+          <w:b/>
+          <w:sz w:val="21"/>
+          <w:szCs w:val="21"/>
+          <w:lang w:eastAsia="es-PE"/>
+        </w:rPr>
+      </w:pPr>
+      <w:r>
+        <w:rPr>
+          <w:rFonts w:ascii="Consolas" w:eastAsia="Times New Roman" w:hAnsi="Consolas" w:cs="Times New Roman"/>
+          <w:b/>
+          <w:sz w:val="21"/>
+          <w:szCs w:val="21"/>
+          <w:lang w:eastAsia="es-PE"/>
+        </w:rPr>
+        <w:t xml:space="preserve"># Especificar </w:t>
+      </w:r>
+      <w:proofErr w:type="spellStart"/>
+      <w:r>
+        <w:rPr>
+          <w:rFonts w:ascii="Consolas" w:eastAsia="Times New Roman" w:hAnsi="Consolas" w:cs="Times New Roman"/>
+          <w:b/>
+          <w:sz w:val="21"/>
+          <w:szCs w:val="21"/>
+          <w:lang w:eastAsia="es-PE"/>
+        </w:rPr>
+        <w:t>d</w:t>
+      </w:r>
+      <w:r>
+        <w:rPr>
+          <w:rFonts w:ascii="Tahoma" w:eastAsia="Times New Roman" w:hAnsi="Tahoma" w:cs="Tahoma"/>
+          <w:b/>
+          <w:sz w:val="21"/>
+          <w:szCs w:val="21"/>
+          <w:lang w:eastAsia="es-PE"/>
+        </w:rPr>
+        <w:t>�</w:t>
+      </w:r>
+      <w:r>
+        <w:rPr>
+          <w:rFonts w:ascii="Consolas" w:eastAsia="Times New Roman" w:hAnsi="Consolas" w:cs="Times New Roman"/>
+          <w:b/>
+          <w:sz w:val="21"/>
+          <w:szCs w:val="21"/>
+          <w:lang w:eastAsia="es-PE"/>
+        </w:rPr>
+        <w:t>nde</w:t>
+      </w:r>
+      <w:proofErr w:type="spellEnd"/>
+      <w:r>
+        <w:rPr>
+          <w:rFonts w:ascii="Consolas" w:eastAsia="Times New Roman" w:hAnsi="Consolas" w:cs="Times New Roman"/>
+          <w:b/>
+          <w:sz w:val="21"/>
+          <w:szCs w:val="21"/>
+          <w:lang w:eastAsia="es-PE"/>
+        </w:rPr>
+        <w:t xml:space="preserve"> buscar las propiedades</w:t>
+      </w:r>
+    </w:p>
+    <w:p>
+      <w:pPr>
+        <w:shd w:val="clear" w:color="auto" w:fill="FFFFFF" w:themeFill="background1"/>
+        <w:spacing w:after="0" w:line="285" w:lineRule="atLeast"/>
+        <w:rPr>
+          <w:rFonts w:ascii="Consolas" w:eastAsia="Times New Roman" w:hAnsi="Consolas" w:cs="Times New Roman"/>
+          <w:b/>
+          <w:sz w:val="21"/>
+          <w:szCs w:val="21"/>
+          <w:lang w:val="en-US" w:eastAsia="es-PE"/>
+        </w:rPr>
+      </w:pPr>
+      <w:r>
+        <w:rPr>
+          <w:rFonts w:ascii="Consolas" w:eastAsia="Times New Roman" w:hAnsi="Consolas" w:cs="Times New Roman"/>
+          <w:b/>
+          <w:sz w:val="21"/>
+          <w:szCs w:val="21"/>
+          <w:lang w:val="en-US" w:eastAsia="es-PE"/>
+        </w:rPr>
+        <w:t>quarkus.vault.secret-config-kv-path=tupi/dev/financial-gateway-in</w:t>
       </w:r>
     </w:p>
     <w:p>
@@ -2209,6 +2385,7 @@
       <w:r>
         <w:rPr>
           <w:rFonts w:ascii="Consolas" w:hAnsi="Consolas"/>
+          <w:lang w:val="en-US"/>
         </w:rPr>
         <w:t xml:space="preserve">    </w:t>
       </w:r>
@@ -2325,7 +2502,6 @@
           <w:rFonts w:ascii="Consolas" w:hAnsi="Consolas"/>
         </w:rPr>
       </w:pPr>
-      <w:bookmarkStart w:id="0" w:name="_GoBack"/>
       <w:r>
         <w:rPr>
           <w:rStyle w:val="token"/>
@@ -2350,7 +2526,6 @@
         <w:t xml:space="preserve"> signa;</w:t>
       </w:r>
     </w:p>
-    <w:bookmarkEnd w:id="0"/>
     <w:p>
       <w:pPr>
         <w:pStyle w:val="HTMLconformatoprevio"/>
@@ -2386,6 +2561,7 @@
         <w:rPr>
           <w:bCs/>
         </w:rPr>
+        <w:lastRenderedPageBreak/>
         <w:t>Quarkus</w:t>
       </w:r>
       <w:proofErr w:type="spellEnd"/>
@@ -2857,6 +3033,7 @@
   <w:style w:type="character" w:default="1" w:styleId="Fuentedeprrafopredeter">
     <w:name w:val="Default Paragraph Font"/>
     <w:uiPriority w:val="1"/>
+    <w:semiHidden/>
     <w:unhideWhenUsed/>
   </w:style>
   <w:style w:type="table" w:default="1" w:styleId="Tablanormal">
@@ -3188,6 +3365,7 @@
   <w:style w:type="character" w:default="1" w:styleId="Fuentedeprrafopredeter">
     <w:name w:val="Default Paragraph Font"/>
     <w:uiPriority w:val="1"/>
+    <w:semiHidden/>
     <w:unhideWhenUsed/>
   </w:style>
   <w:style w:type="table" w:default="1" w:styleId="Tablanormal">
